--- a/bank/task_06/variant_03.docx
+++ b/bank/task_06/variant_03.docx
@@ -4,20 +4,16 @@
   <w:body>
     <w:p>
       <w:pPr>
-        <w:spacing w:before="240" w:after="240" w:line="240" w:lineRule="auto"/>
-        <w:jc w:val="both"/>
         <w:rPr>
-          <w:rFonts w:ascii="Cambria Math" w:eastAsia="Times New Roman" w:hAnsi="Cambria Math" w:cs="Segoe UI"/>
-          <w:sz w:val="24"/>
+          <w:rFonts w:eastAsia="Times New Roman"/>
           <w:szCs w:val="28"/>
           <w:lang w:eastAsia="ru-RU"/>
         </w:rPr>
       </w:pPr>
       <w:r>
         <w:rPr>
-          <w:rFonts w:ascii="Cambria Math" w:eastAsia="Times New Roman" w:hAnsi="Cambria Math" w:cs="Segoe UI"/>
+          <w:rFonts w:eastAsia="Times New Roman"/>
           <w:bCs/>
-          <w:sz w:val="24"/>
           <w:szCs w:val="28"/>
           <w:lang w:eastAsia="ru-RU"/>
         </w:rPr>
@@ -25,8 +21,7 @@
       </w:r>
       <w:r>
         <w:rPr>
-          <w:rFonts w:ascii="Cambria Math" w:eastAsia="Times New Roman" w:hAnsi="Cambria Math" w:cs="Segoe UI"/>
-          <w:sz w:val="24"/>
+          <w:rFonts w:eastAsia="Times New Roman"/>
           <w:szCs w:val="28"/>
           <w:lang w:eastAsia="ru-RU"/>
         </w:rPr>
@@ -35,24 +30,40 @@
     </w:p>
     <w:p>
       <w:pPr>
-        <w:spacing w:before="240" w:after="240" w:line="240" w:lineRule="auto"/>
+        <w:ind w:right="1984"/>
+        <w:jc w:val="center"/>
         <w:rPr>
-          <w:rFonts w:ascii="Cambria Math" w:eastAsia="Times New Roman" w:hAnsi="Cambria Math" w:cs="Segoe UI"/>
-          <w:sz w:val="24"/>
+          <w:rFonts w:eastAsia="Times New Roman"/>
           <w:szCs w:val="28"/>
           <w:lang w:eastAsia="ru-RU"/>
         </w:rPr>
       </w:pPr>
       <w:r>
         <w:rPr>
+          <w:rFonts w:eastAsia="Times New Roman"/>
+          <w:szCs w:val="28"/>
+          <w:lang w:eastAsia="ru-RU"/>
+        </w:rPr>
+        <w:t>А                                            Б                                           В</w:t>
+      </w:r>
+    </w:p>
+    <w:p>
+      <w:pPr>
+        <w:rPr>
+          <w:rFonts w:eastAsia="Times New Roman"/>
+          <w:szCs w:val="28"/>
+          <w:lang w:eastAsia="ru-RU"/>
+        </w:rPr>
+      </w:pPr>
+      <w:r>
+        <w:rPr>
           <w:noProof/>
-          <w:sz w:val="24"/>
         </w:rPr>
         <w:drawing>
-          <wp:inline distT="0" distB="0" distL="0" distR="0" wp14:anchorId="50D2D14C" wp14:editId="42B423C8">
-            <wp:extent cx="5940425" cy="1267460"/>
-            <wp:effectExtent l="0" t="0" r="3175" b="8890"/>
-            <wp:docPr id="5" name="Рисунок 5"/>
+          <wp:inline distT="0" distB="0" distL="0" distR="0" wp14:anchorId="5CC3BD3A" wp14:editId="30C064BD">
+            <wp:extent cx="5248275" cy="1743755"/>
+            <wp:effectExtent l="0" t="0" r="0" b="8890"/>
+            <wp:docPr id="1" name="Рисунок 1"/>
             <wp:cNvGraphicFramePr>
               <a:graphicFrameLocks xmlns:a="http://schemas.openxmlformats.org/drawingml/2006/main" noChangeAspect="1"/>
             </wp:cNvGraphicFramePr>
@@ -72,7 +83,7 @@
                   <pic:spPr>
                     <a:xfrm>
                       <a:off x="0" y="0"/>
-                      <a:ext cx="5940425" cy="1267460"/>
+                      <a:ext cx="5297408" cy="1760079"/>
                     </a:xfrm>
                     <a:prstGeom prst="rect">
                       <a:avLst/>
@@ -91,10 +102,32 @@
           <w:ilvl w:val="0"/>
           <w:numId w:val="1"/>
         </w:numPr>
-        <w:spacing w:before="100" w:beforeAutospacing="1" w:after="0" w:line="240" w:lineRule="auto"/>
+        <w:spacing w:before="100" w:beforeAutospacing="1"/>
+        <w:ind w:firstLine="0"/>
         <w:rPr>
-          <w:rFonts w:ascii="Cambria Math" w:eastAsia="Times New Roman" w:hAnsi="Cambria Math" w:cs="Segoe UI"/>
-          <w:sz w:val="24"/>
+          <w:rFonts w:ascii="Cambria Math" w:eastAsia="Times New Roman" w:hAnsi="Cambria Math"/>
+          <w:szCs w:val="28"/>
+          <w:lang w:eastAsia="ru-RU"/>
+          <w:oMath/>
+        </w:rPr>
+        <w:sectPr>
+          <w:pgSz w:w="11906" w:h="16838"/>
+          <w:pgMar w:top="850" w:right="850" w:bottom="850" w:left="850" w:header="708" w:footer="708" w:gutter="0"/>
+          <w:cols w:space="708"/>
+          <w:docGrid w:linePitch="360"/>
+        </w:sectPr>
+      </w:pPr>
+    </w:p>
+    <w:p>
+      <w:pPr>
+        <w:numPr>
+          <w:ilvl w:val="0"/>
+          <w:numId w:val="1"/>
+        </w:numPr>
+        <w:spacing w:before="100" w:beforeAutospacing="1"/>
+        <w:ind w:firstLine="0"/>
+        <w:rPr>
+          <w:rFonts w:eastAsia="Times New Roman"/>
           <w:szCs w:val="28"/>
           <w:lang w:eastAsia="ru-RU"/>
         </w:rPr>
@@ -102,8 +135,7 @@
       <m:oMath>
         <m:r>
           <w:rPr>
-            <w:rFonts w:ascii="Cambria Math" w:eastAsia="Times New Roman" w:hAnsi="Cambria Math" w:cs="Segoe UI"/>
-            <w:sz w:val="24"/>
+            <w:rFonts w:ascii="Cambria Math" w:eastAsia="Times New Roman" w:hAnsi="Cambria Math"/>
             <w:szCs w:val="28"/>
             <w:lang w:eastAsia="ru-RU"/>
           </w:rPr>
@@ -113,9 +145,8 @@
           <m:sSupPr>
             <m:ctrlPr>
               <w:rPr>
-                <w:rFonts w:ascii="Cambria Math" w:eastAsia="Times New Roman" w:hAnsi="Cambria Math" w:cs="Segoe UI"/>
+                <w:rFonts w:ascii="Cambria Math" w:eastAsia="Times New Roman" w:hAnsi="Cambria Math"/>
                 <w:i/>
-                <w:sz w:val="24"/>
                 <w:szCs w:val="28"/>
                 <w:lang w:eastAsia="ru-RU"/>
               </w:rPr>
@@ -124,8 +155,7 @@
           <m:e>
             <m:r>
               <w:rPr>
-                <w:rFonts w:ascii="Cambria Math" w:eastAsia="Times New Roman" w:hAnsi="Cambria Math" w:cs="Segoe UI"/>
-                <w:sz w:val="24"/>
+                <w:rFonts w:ascii="Cambria Math" w:eastAsia="Times New Roman" w:hAnsi="Cambria Math"/>
                 <w:szCs w:val="28"/>
                 <w:lang w:eastAsia="ru-RU"/>
               </w:rPr>
@@ -135,8 +165,7 @@
           <m:sup>
             <m:r>
               <w:rPr>
-                <w:rFonts w:ascii="Cambria Math" w:eastAsia="Times New Roman" w:hAnsi="Cambria Math" w:cs="Segoe UI"/>
-                <w:sz w:val="24"/>
+                <w:rFonts w:ascii="Cambria Math" w:eastAsia="Times New Roman" w:hAnsi="Cambria Math"/>
                 <w:szCs w:val="28"/>
                 <w:lang w:eastAsia="ru-RU"/>
               </w:rPr>
@@ -146,8 +175,7 @@
         </m:sSup>
         <m:r>
           <w:rPr>
-            <w:rFonts w:ascii="Cambria Math" w:eastAsia="Times New Roman" w:hAnsi="Cambria Math" w:cs="Segoe UI"/>
-            <w:sz w:val="24"/>
+            <w:rFonts w:ascii="Cambria Math" w:eastAsia="Times New Roman" w:hAnsi="Cambria Math"/>
             <w:szCs w:val="28"/>
             <w:lang w:eastAsia="ru-RU"/>
           </w:rPr>
@@ -161,10 +189,10 @@
           <w:ilvl w:val="0"/>
           <w:numId w:val="1"/>
         </w:numPr>
-        <w:spacing w:before="100" w:beforeAutospacing="1" w:after="0" w:line="240" w:lineRule="auto"/>
+        <w:spacing w:before="100" w:beforeAutospacing="1"/>
+        <w:ind w:firstLine="0"/>
         <w:rPr>
-          <w:rFonts w:ascii="Cambria Math" w:eastAsia="Times New Roman" w:hAnsi="Cambria Math" w:cs="Segoe UI"/>
-          <w:sz w:val="24"/>
+          <w:rFonts w:eastAsia="Times New Roman"/>
           <w:szCs w:val="28"/>
           <w:lang w:eastAsia="ru-RU"/>
         </w:rPr>
@@ -172,8 +200,7 @@
       <m:oMath>
         <m:r>
           <w:rPr>
-            <w:rFonts w:ascii="Cambria Math" w:eastAsia="Times New Roman" w:hAnsi="Cambria Math" w:cs="Segoe UI"/>
-            <w:sz w:val="24"/>
+            <w:rFonts w:ascii="Cambria Math" w:eastAsia="Times New Roman" w:hAnsi="Cambria Math"/>
             <w:szCs w:val="28"/>
             <w:lang w:eastAsia="ru-RU"/>
           </w:rPr>
@@ -183,9 +210,8 @@
           <m:sSupPr>
             <m:ctrlPr>
               <w:rPr>
-                <w:rFonts w:ascii="Cambria Math" w:eastAsia="Times New Roman" w:hAnsi="Cambria Math" w:cs="Segoe UI"/>
+                <w:rFonts w:ascii="Cambria Math" w:eastAsia="Times New Roman" w:hAnsi="Cambria Math"/>
                 <w:i/>
-                <w:sz w:val="24"/>
                 <w:szCs w:val="28"/>
                 <w:lang w:eastAsia="ru-RU"/>
               </w:rPr>
@@ -194,8 +220,7 @@
           <m:e>
             <m:r>
               <w:rPr>
-                <w:rFonts w:ascii="Cambria Math" w:eastAsia="Times New Roman" w:hAnsi="Cambria Math" w:cs="Segoe UI"/>
-                <w:sz w:val="24"/>
+                <w:rFonts w:ascii="Cambria Math" w:eastAsia="Times New Roman" w:hAnsi="Cambria Math"/>
                 <w:szCs w:val="28"/>
                 <w:lang w:eastAsia="ru-RU"/>
               </w:rPr>
@@ -205,8 +230,7 @@
           <m:sup>
             <m:r>
               <w:rPr>
-                <w:rFonts w:ascii="Cambria Math" w:eastAsia="Times New Roman" w:hAnsi="Cambria Math" w:cs="Segoe UI"/>
-                <w:sz w:val="24"/>
+                <w:rFonts w:ascii="Cambria Math" w:eastAsia="Times New Roman" w:hAnsi="Cambria Math"/>
                 <w:szCs w:val="28"/>
                 <w:lang w:eastAsia="ru-RU"/>
               </w:rPr>
@@ -216,8 +240,7 @@
         </m:sSup>
         <m:r>
           <w:rPr>
-            <w:rFonts w:ascii="Cambria Math" w:eastAsia="Times New Roman" w:hAnsi="Cambria Math" w:cs="Segoe UI"/>
-            <w:sz w:val="24"/>
+            <w:rFonts w:ascii="Cambria Math" w:eastAsia="Times New Roman" w:hAnsi="Cambria Math"/>
             <w:szCs w:val="28"/>
             <w:lang w:eastAsia="ru-RU"/>
           </w:rPr>
@@ -231,10 +254,10 @@
           <w:ilvl w:val="0"/>
           <w:numId w:val="1"/>
         </w:numPr>
-        <w:spacing w:before="100" w:beforeAutospacing="1" w:after="0" w:line="240" w:lineRule="auto"/>
+        <w:spacing w:before="100" w:beforeAutospacing="1"/>
+        <w:ind w:firstLine="0"/>
         <w:rPr>
-          <w:rFonts w:ascii="Cambria Math" w:eastAsia="Times New Roman" w:hAnsi="Cambria Math" w:cs="Segoe UI"/>
-          <w:sz w:val="24"/>
+          <w:rFonts w:eastAsia="Times New Roman"/>
           <w:szCs w:val="28"/>
           <w:lang w:eastAsia="ru-RU"/>
         </w:rPr>
@@ -242,8 +265,7 @@
       <m:oMath>
         <m:r>
           <w:rPr>
-            <w:rFonts w:ascii="Cambria Math" w:eastAsia="Times New Roman" w:hAnsi="Cambria Math" w:cs="Segoe UI"/>
-            <w:sz w:val="24"/>
+            <w:rFonts w:ascii="Cambria Math" w:eastAsia="Times New Roman" w:hAnsi="Cambria Math"/>
             <w:szCs w:val="28"/>
             <w:lang w:eastAsia="ru-RU"/>
           </w:rPr>
@@ -253,9 +275,8 @@
           <m:sSupPr>
             <m:ctrlPr>
               <w:rPr>
-                <w:rFonts w:ascii="Cambria Math" w:eastAsia="Times New Roman" w:hAnsi="Cambria Math" w:cs="Segoe UI"/>
+                <w:rFonts w:ascii="Cambria Math" w:eastAsia="Times New Roman" w:hAnsi="Cambria Math"/>
                 <w:i/>
-                <w:sz w:val="24"/>
                 <w:szCs w:val="28"/>
                 <w:lang w:eastAsia="ru-RU"/>
               </w:rPr>
@@ -264,8 +285,7 @@
           <m:e>
             <m:r>
               <w:rPr>
-                <w:rFonts w:ascii="Cambria Math" w:eastAsia="Times New Roman" w:hAnsi="Cambria Math" w:cs="Segoe UI"/>
-                <w:sz w:val="24"/>
+                <w:rFonts w:ascii="Cambria Math" w:eastAsia="Times New Roman" w:hAnsi="Cambria Math"/>
                 <w:szCs w:val="28"/>
                 <w:lang w:eastAsia="ru-RU"/>
               </w:rPr>
@@ -275,8 +295,7 @@
           <m:sup>
             <m:r>
               <w:rPr>
-                <w:rFonts w:ascii="Cambria Math" w:eastAsia="Times New Roman" w:hAnsi="Cambria Math" w:cs="Segoe UI"/>
-                <w:sz w:val="24"/>
+                <w:rFonts w:ascii="Cambria Math" w:eastAsia="Times New Roman" w:hAnsi="Cambria Math"/>
                 <w:szCs w:val="28"/>
                 <w:lang w:eastAsia="ru-RU"/>
               </w:rPr>
@@ -286,8 +305,7 @@
         </m:sSup>
         <m:r>
           <w:rPr>
-            <w:rFonts w:ascii="Cambria Math" w:eastAsia="Times New Roman" w:hAnsi="Cambria Math" w:cs="Segoe UI"/>
-            <w:sz w:val="24"/>
+            <w:rFonts w:ascii="Cambria Math" w:eastAsia="Times New Roman" w:hAnsi="Cambria Math"/>
             <w:szCs w:val="28"/>
             <w:lang w:eastAsia="ru-RU"/>
           </w:rPr>
@@ -301,10 +319,10 @@
           <w:ilvl w:val="0"/>
           <w:numId w:val="1"/>
         </w:numPr>
-        <w:spacing w:before="100" w:beforeAutospacing="1" w:after="0" w:line="240" w:lineRule="auto"/>
+        <w:spacing w:before="100" w:beforeAutospacing="1"/>
+        <w:ind w:firstLine="0"/>
         <w:rPr>
-          <w:rFonts w:ascii="Cambria Math" w:eastAsia="Times New Roman" w:hAnsi="Cambria Math" w:cs="Segoe UI"/>
-          <w:sz w:val="24"/>
+          <w:rFonts w:eastAsia="Times New Roman"/>
           <w:szCs w:val="28"/>
           <w:lang w:eastAsia="ru-RU"/>
         </w:rPr>
@@ -312,8 +330,7 @@
       <m:oMath>
         <m:r>
           <w:rPr>
-            <w:rFonts w:ascii="Cambria Math" w:eastAsia="Times New Roman" w:hAnsi="Cambria Math" w:cs="Segoe UI"/>
-            <w:sz w:val="24"/>
+            <w:rFonts w:ascii="Cambria Math" w:eastAsia="Times New Roman" w:hAnsi="Cambria Math"/>
             <w:szCs w:val="28"/>
             <w:lang w:eastAsia="ru-RU"/>
           </w:rPr>
@@ -323,9 +340,8 @@
           <m:sSupPr>
             <m:ctrlPr>
               <w:rPr>
-                <w:rFonts w:ascii="Cambria Math" w:eastAsia="Times New Roman" w:hAnsi="Cambria Math" w:cs="Segoe UI"/>
+                <w:rFonts w:ascii="Cambria Math" w:eastAsia="Times New Roman" w:hAnsi="Cambria Math"/>
                 <w:i/>
-                <w:sz w:val="24"/>
                 <w:szCs w:val="28"/>
                 <w:lang w:eastAsia="ru-RU"/>
               </w:rPr>
@@ -334,8 +350,7 @@
           <m:e>
             <m:r>
               <w:rPr>
-                <w:rFonts w:ascii="Cambria Math" w:eastAsia="Times New Roman" w:hAnsi="Cambria Math" w:cs="Segoe UI"/>
-                <w:sz w:val="24"/>
+                <w:rFonts w:ascii="Cambria Math" w:eastAsia="Times New Roman" w:hAnsi="Cambria Math"/>
                 <w:szCs w:val="28"/>
                 <w:lang w:eastAsia="ru-RU"/>
               </w:rPr>
@@ -345,8 +360,7 @@
           <m:sup>
             <m:r>
               <w:rPr>
-                <w:rFonts w:ascii="Cambria Math" w:eastAsia="Times New Roman" w:hAnsi="Cambria Math" w:cs="Segoe UI"/>
-                <w:sz w:val="24"/>
+                <w:rFonts w:ascii="Cambria Math" w:eastAsia="Times New Roman" w:hAnsi="Cambria Math"/>
                 <w:szCs w:val="28"/>
                 <w:lang w:eastAsia="ru-RU"/>
               </w:rPr>
@@ -356,8 +370,7 @@
         </m:sSup>
         <m:r>
           <w:rPr>
-            <w:rFonts w:ascii="Cambria Math" w:eastAsia="Times New Roman" w:hAnsi="Cambria Math" w:cs="Segoe UI"/>
-            <w:sz w:val="24"/>
+            <w:rFonts w:ascii="Cambria Math" w:eastAsia="Times New Roman" w:hAnsi="Cambria Math"/>
             <w:szCs w:val="28"/>
             <w:lang w:eastAsia="ru-RU"/>
           </w:rPr>
@@ -366,13 +379,29 @@
       </m:oMath>
       <w:r>
         <w:rPr>
-          <w:rFonts w:ascii="Cambria Math" w:eastAsia="Times New Roman" w:hAnsi="Cambria Math" w:cs="Segoe UI"/>
-          <w:sz w:val="24"/>
+          <w:rFonts w:eastAsia="Times New Roman"/>
           <w:szCs w:val="28"/>
           <w:lang w:eastAsia="ru-RU"/>
         </w:rPr>
         <w:t xml:space="preserve"> </w:t>
       </w:r>
+    </w:p>
+    <w:p>
+      <w:pPr>
+        <w:spacing w:beforeAutospacing="1"/>
+        <w:rPr>
+          <w:rFonts w:eastAsia="Times New Roman"/>
+          <w:szCs w:val="28"/>
+          <w:lang w:eastAsia="ru-RU"/>
+        </w:rPr>
+        <w:sectPr>
+          <w:type w:val="continuous"/>
+          <w:pgSz w:w="11906" w:h="16838"/>
+          <w:pgMar w:top="850" w:right="850" w:bottom="850" w:left="850" w:header="708" w:footer="708" w:gutter="0"/>
+          <w:cols w:num="2" w:space="708"/>
+          <w:docGrid w:linePitch="360"/>
+        </w:sectPr>
+      </w:pPr>
     </w:p>
     <w:tbl>
       <w:tblPr>
@@ -399,18 +428,16 @@
           </w:tcPr>
           <w:p>
             <w:pPr>
-              <w:spacing w:before="100" w:beforeAutospacing="1"/>
-              <w:rPr>
-                <w:rFonts w:ascii="Cambria Math" w:eastAsia="Times New Roman" w:hAnsi="Cambria Math" w:cs="Segoe UI"/>
-                <w:sz w:val="24"/>
+              <w:spacing w:beforeAutospacing="1"/>
+              <w:rPr>
+                <w:rFonts w:eastAsia="Times New Roman"/>
                 <w:szCs w:val="28"/>
                 <w:lang w:eastAsia="ru-RU"/>
               </w:rPr>
             </w:pPr>
             <w:r>
               <w:rPr>
-                <w:rFonts w:ascii="Cambria Math" w:eastAsia="Times New Roman" w:hAnsi="Cambria Math" w:cs="Segoe UI"/>
-                <w:sz w:val="24"/>
+                <w:rFonts w:eastAsia="Times New Roman"/>
                 <w:szCs w:val="28"/>
                 <w:lang w:eastAsia="ru-RU"/>
               </w:rPr>
@@ -425,19 +452,17 @@
           </w:tcPr>
           <w:p>
             <w:pPr>
-              <w:spacing w:before="100" w:beforeAutospacing="1"/>
+              <w:spacing w:beforeAutospacing="1"/>
               <w:jc w:val="center"/>
               <w:rPr>
-                <w:rFonts w:ascii="Cambria Math" w:eastAsia="Times New Roman" w:hAnsi="Cambria Math" w:cs="Segoe UI"/>
-                <w:sz w:val="24"/>
+                <w:rFonts w:eastAsia="Times New Roman"/>
                 <w:szCs w:val="28"/>
                 <w:lang w:eastAsia="ru-RU"/>
               </w:rPr>
             </w:pPr>
             <w:r>
               <w:rPr>
-                <w:rFonts w:ascii="Cambria Math" w:eastAsia="Times New Roman" w:hAnsi="Cambria Math" w:cs="Segoe UI"/>
-                <w:sz w:val="24"/>
+                <w:rFonts w:eastAsia="Times New Roman"/>
                 <w:szCs w:val="28"/>
                 <w:lang w:eastAsia="ru-RU"/>
               </w:rPr>
@@ -452,19 +477,17 @@
           </w:tcPr>
           <w:p>
             <w:pPr>
-              <w:spacing w:before="100" w:beforeAutospacing="1"/>
+              <w:spacing w:beforeAutospacing="1"/>
               <w:jc w:val="center"/>
               <w:rPr>
-                <w:rFonts w:ascii="Cambria Math" w:eastAsia="Times New Roman" w:hAnsi="Cambria Math" w:cs="Segoe UI"/>
-                <w:sz w:val="24"/>
+                <w:rFonts w:eastAsia="Times New Roman"/>
                 <w:szCs w:val="28"/>
                 <w:lang w:eastAsia="ru-RU"/>
               </w:rPr>
             </w:pPr>
             <w:r>
               <w:rPr>
-                <w:rFonts w:ascii="Cambria Math" w:eastAsia="Times New Roman" w:hAnsi="Cambria Math" w:cs="Segoe UI"/>
-                <w:sz w:val="24"/>
+                <w:rFonts w:eastAsia="Times New Roman"/>
                 <w:szCs w:val="28"/>
                 <w:lang w:eastAsia="ru-RU"/>
               </w:rPr>
@@ -479,19 +502,17 @@
           </w:tcPr>
           <w:p>
             <w:pPr>
-              <w:spacing w:before="100" w:beforeAutospacing="1"/>
+              <w:spacing w:beforeAutospacing="1"/>
               <w:jc w:val="center"/>
               <w:rPr>
-                <w:rFonts w:ascii="Cambria Math" w:eastAsia="Times New Roman" w:hAnsi="Cambria Math" w:cs="Segoe UI"/>
-                <w:sz w:val="24"/>
+                <w:rFonts w:eastAsia="Times New Roman"/>
                 <w:szCs w:val="28"/>
                 <w:lang w:eastAsia="ru-RU"/>
               </w:rPr>
             </w:pPr>
             <w:r>
               <w:rPr>
-                <w:rFonts w:ascii="Cambria Math" w:eastAsia="Times New Roman" w:hAnsi="Cambria Math" w:cs="Segoe UI"/>
-                <w:sz w:val="24"/>
+                <w:rFonts w:eastAsia="Times New Roman"/>
                 <w:szCs w:val="28"/>
                 <w:lang w:eastAsia="ru-RU"/>
               </w:rPr>
@@ -512,10 +533,9 @@
           </w:tcPr>
           <w:p>
             <w:pPr>
-              <w:spacing w:before="100" w:beforeAutospacing="1"/>
-              <w:rPr>
-                <w:rFonts w:ascii="Cambria Math" w:eastAsia="Times New Roman" w:hAnsi="Cambria Math" w:cs="Segoe UI"/>
-                <w:sz w:val="24"/>
+              <w:spacing w:beforeAutospacing="1"/>
+              <w:rPr>
+                <w:rFonts w:eastAsia="Times New Roman"/>
                 <w:szCs w:val="28"/>
                 <w:lang w:eastAsia="ru-RU"/>
               </w:rPr>
@@ -528,10 +548,9 @@
           </w:tcPr>
           <w:p>
             <w:pPr>
-              <w:spacing w:before="100" w:beforeAutospacing="1"/>
-              <w:rPr>
-                <w:rFonts w:ascii="Cambria Math" w:eastAsia="Times New Roman" w:hAnsi="Cambria Math" w:cs="Segoe UI"/>
-                <w:sz w:val="24"/>
+              <w:spacing w:beforeAutospacing="1"/>
+              <w:rPr>
+                <w:rFonts w:eastAsia="Times New Roman"/>
                 <w:szCs w:val="28"/>
                 <w:lang w:eastAsia="ru-RU"/>
               </w:rPr>
@@ -544,10 +563,9 @@
           </w:tcPr>
           <w:p>
             <w:pPr>
-              <w:spacing w:before="100" w:beforeAutospacing="1"/>
-              <w:rPr>
-                <w:rFonts w:ascii="Cambria Math" w:eastAsia="Times New Roman" w:hAnsi="Cambria Math" w:cs="Segoe UI"/>
-                <w:sz w:val="24"/>
+              <w:spacing w:beforeAutospacing="1"/>
+              <w:rPr>
+                <w:rFonts w:eastAsia="Times New Roman"/>
                 <w:szCs w:val="28"/>
                 <w:lang w:eastAsia="ru-RU"/>
               </w:rPr>
@@ -560,10 +578,9 @@
           </w:tcPr>
           <w:p>
             <w:pPr>
-              <w:spacing w:before="100" w:beforeAutospacing="1"/>
-              <w:rPr>
-                <w:rFonts w:ascii="Cambria Math" w:eastAsia="Times New Roman" w:hAnsi="Cambria Math" w:cs="Segoe UI"/>
-                <w:sz w:val="24"/>
+              <w:spacing w:beforeAutospacing="1"/>
+              <w:rPr>
+                <w:rFonts w:eastAsia="Times New Roman"/>
                 <w:szCs w:val="28"/>
                 <w:lang w:eastAsia="ru-RU"/>
               </w:rPr>
@@ -572,16 +589,11 @@
         </w:tc>
       </w:tr>
     </w:tbl>
-    <w:p>
-      <w:pPr>
-        <w:rPr>
-          <w:sz w:val="24"/>
-        </w:rPr>
-      </w:pPr>
-    </w:p>
+    <w:p/>
     <w:sectPr>
+      <w:type w:val="continuous"/>
       <w:pgSz w:w="11906" w:h="16838"/>
-      <w:pgMar w:top="1134" w:right="850" w:bottom="1134" w:left="1701" w:header="708" w:footer="708" w:gutter="0"/>
+      <w:pgMar w:top="850" w:right="850" w:bottom="850" w:left="850" w:header="708" w:footer="708" w:gutter="0"/>
       <w:cols w:space="708"/>
       <w:docGrid w:linePitch="360"/>
     </w:sectPr>
@@ -1108,6 +1120,14 @@
   <w:style w:type="paragraph" w:default="1" w:styleId="a">
     <w:name w:val="Normal"/>
     <w:qFormat/>
+    <w:pPr>
+      <w:spacing w:after="0" w:line="240" w:lineRule="auto"/>
+      <w:jc w:val="both"/>
+    </w:pPr>
+    <w:rPr>
+      <w:rFonts w:ascii="Times New Roman" w:hAnsi="Times New Roman" w:cs="Times New Roman"/>
+      <w:sz w:val="24"/>
+    </w:rPr>
   </w:style>
   <w:style w:type="character" w:default="1" w:styleId="a0">
     <w:name w:val="Default Paragraph Font"/>
